--- a/Lab 3/Task 2.docx
+++ b/Lab 3/Task 2.docx
@@ -69,7 +69,7 @@
           <w:sz w:val="34"/>
           <w:szCs w:val="34"/>
         </w:rPr>
-        <w:t>Environment Classification</w:t>
+        <w:t>Depth Limit Search</w:t>
       </w:r>
     </w:p>
     <w:tbl>
@@ -913,21 +913,7 @@
         <w:rPr>
           <w:rFonts w:cstheme="majorHAnsi"/>
         </w:rPr>
-        <w:t xml:space="preserve">If depth == limit, the node cannot go further. If it still has children (if graph[node]), then cutoff is set to True, because something was left unchecked. </w:t>
-      </w:r>
-      <w:proofErr w:type="gramStart"/>
-      <w:r>
-        <w:rPr>
-          <w:rFonts w:cstheme="majorHAnsi"/>
-        </w:rPr>
-        <w:t>Otherwise</w:t>
-      </w:r>
-      <w:proofErr w:type="gramEnd"/>
-      <w:r>
-        <w:rPr>
-          <w:rFonts w:cstheme="majorHAnsi"/>
-        </w:rPr>
-        <w:t xml:space="preserve"> the children are added to the stack.</w:t>
+        <w:t>If depth == limit, the node cannot go further. If it still has children (if graph[node]), then cutoff is set to True, because something was left unchecked. Otherwise the children are added to the stack.</w:t>
       </w:r>
     </w:p>
     <w:p>
